--- a/labs/PW01ТV-33_Marusina_Yana_Oleksandrivna/PW01ТV-33_Marusina_Yana_Oleksandrivna.docx
+++ b/labs/PW01ТV-33_Marusina_Yana_Oleksandrivna/PW01ТV-33_Marusina_Yana_Oleksandrivna.docx
@@ -364,36 +364,7 @@
           <w:szCs w:val="32"/>
           <w:lang w:val="en-US"/>
         </w:rPr>
-        <w:t>https://github.com/wolfymmm/kotlin-course-uni</w:t>
-      </w:r>
-      <w:r>
-        <w:rPr>
-          <w:rFonts w:ascii="Times New Roman" w:eastAsia="Times New Roman" w:hAnsi="Times New Roman" w:cs="Times New Roman"/>
-          <w:sz w:val="32"/>
-          <w:szCs w:val="32"/>
-          <w:lang w:val="en-US"/>
-        </w:rPr>
-        <w:t>/</w:t>
-      </w:r>
-      <w:r>
-        <w:t xml:space="preserve"> </w:t>
-      </w:r>
-      <w:r>
-        <w:rPr>
-          <w:rFonts w:ascii="Times New Roman" w:eastAsia="Times New Roman" w:hAnsi="Times New Roman" w:cs="Times New Roman"/>
-          <w:sz w:val="32"/>
-          <w:szCs w:val="32"/>
-          <w:lang w:val="en-US"/>
-        </w:rPr>
-        <w:t>PW01ТV-33_Marusina_Yana_Oleksandrivna</w:t>
-      </w:r>
-      <w:r>
-        <w:rPr>
-          <w:rFonts w:ascii="Times New Roman" w:eastAsia="Times New Roman" w:hAnsi="Times New Roman" w:cs="Times New Roman"/>
-          <w:sz w:val="32"/>
-          <w:szCs w:val="32"/>
-        </w:rPr>
-        <w:t xml:space="preserve"> </w:t>
+        <w:t>https://github.com/wolfymmm/kotlin-course-uni/tree/main/labs/PW01%D0%A2V-33_Marusina_Yana_Oleksandrivna</w:t>
       </w:r>
     </w:p>
     <w:p>
@@ -2172,6 +2143,9 @@
         </w:rPr>
       </w:pPr>
       <w:r>
+        <w:rPr>
+          <w:noProof/>
+        </w:rPr>
         <w:lastRenderedPageBreak/>
         <w:drawing>
           <wp:anchor distT="0" distB="0" distL="114300" distR="114300" simplePos="0" relativeHeight="251659264" behindDoc="1" locked="0" layoutInCell="1" allowOverlap="1" wp14:anchorId="4B5E2E7B" wp14:editId="49E2F799">
@@ -2238,6 +2212,9 @@
         </w:drawing>
       </w:r>
       <w:r>
+        <w:rPr>
+          <w:noProof/>
+        </w:rPr>
         <w:drawing>
           <wp:anchor distT="0" distB="0" distL="114300" distR="114300" simplePos="0" relativeHeight="251661312" behindDoc="1" locked="0" layoutInCell="1" allowOverlap="1" wp14:anchorId="0E5BF4BD" wp14:editId="06DAE642">
             <wp:simplePos x="0" y="0"/>
@@ -3859,6 +3836,7 @@
       <w:r>
         <w:rPr>
           <w:rFonts w:ascii="Cascadia Code Light" w:hAnsi="Cascadia Code Light"/>
+          <w:noProof/>
           <w:sz w:val="28"/>
           <w:szCs w:val="28"/>
           <w:lang w:val="uk-UA"/>
@@ -6677,6 +6655,7 @@
       </w:pPr>
       <w:r>
         <w:rPr>
+          <w:noProof/>
           <w:sz w:val="28"/>
           <w:szCs w:val="28"/>
           <w:lang w:val="uk-UA"/>
@@ -6748,6 +6727,7 @@
       </w:r>
       <w:r>
         <w:rPr>
+          <w:noProof/>
           <w:sz w:val="28"/>
           <w:szCs w:val="28"/>
           <w:lang w:val="uk-UA"/>
@@ -11225,6 +11205,7 @@
   <w:style w:type="character" w:default="1" w:styleId="DefaultParagraphFont">
     <w:name w:val="Default Paragraph Font"/>
     <w:uiPriority w:val="1"/>
+    <w:semiHidden/>
     <w:unhideWhenUsed/>
   </w:style>
   <w:style w:type="table" w:default="1" w:styleId="TableNormal">
